--- a/laravel-app/database/data/internship/handbooks/cloud_computing/Beyond_Cloud_Internship_Day_032_Student_Handbook.docx
+++ b/laravel-app/database/data/internship/handbooks/cloud_computing/Beyond_Cloud_Internship_Day_032_Student_Handbook.docx
@@ -38,7 +38,7 @@
           <w:color w:val="1E293B"/>
           <w:sz w:val="28"/>
         </w:rPr>
-        <w:t>Containers With Docker</w:t>
+        <w:t>Branches, Merges, and Conflict Resolution</w:t>
       </w:r>
     </w:p>
     <w:p>
@@ -50,7 +50,7 @@
           <w:b w:val="0"/>
           <w:sz w:val="22"/>
         </w:rPr>
-        <w:t>Guided practical. Full student study guide and practical laboratory manual for Beyond Enterprise interns.</w:t>
+        <w:t>Concept development. Full student study guide and practical laboratory manual for Beyond Enterprise interns.</w:t>
       </w:r>
     </w:p>
     <w:tbl>
@@ -141,7 +141,7 @@
               <w:rPr>
                 <w:sz w:val="18"/>
               </w:rPr>
-              <w:t>Guided practical</w:t>
+              <w:t>Concept development</w:t>
             </w:r>
           </w:p>
         </w:tc>
@@ -154,7 +154,7 @@
               <w:rPr>
                 <w:sz w:val="18"/>
               </w:rPr>
-              <w:t>foundation</w:t>
+              <w:t>foundation-to-intermediate</w:t>
             </w:r>
           </w:p>
         </w:tc>
@@ -167,7 +167,7 @@
               <w:rPr>
                 <w:sz w:val="18"/>
               </w:rPr>
-              <w:t>8 hours</w:t>
+              <w:t>8.0 hours</w:t>
             </w:r>
           </w:p>
         </w:tc>
@@ -180,7 +180,7 @@
               <w:rPr>
                 <w:sz w:val="18"/>
               </w:rPr>
-              <w:t>VirtualBox, Docker, GitHub, free tiers or local cloud emulators</w:t>
+              <w:t>Git, GitHub, VS Code, Markdown, diagramming tools</w:t>
             </w:r>
           </w:p>
         </w:tc>
@@ -198,7 +198,7 @@
           <w:color w:val="0B3F90"/>
           <w:sz w:val="20"/>
         </w:rPr>
-        <w:t>Day 32 objective  Complete the guided practical for Containers With Docker: Apply containers with Docker safely and explain the result in a professional technical report.</w:t>
+        <w:t>Day 32 objective  Complete the concept development for Branches, Merges, and Conflict Resolution: Use a feature branch and resolve a controlled text conflict.</w:t>
       </w:r>
     </w:p>
     <w:p>
@@ -270,7 +270,7 @@
           <w:b w:val="0"/>
           <w:sz w:val="22"/>
         </w:rPr>
-        <w:t>Submit: Screenshots/photos of the major steps, configuration or worksheet, and a concise result description..</w:t>
+        <w:t>Submit: Setup evidence, completed lab artifact, independent verification, cost/cleanup record, safety check, and short technical report..</w:t>
       </w:r>
     </w:p>
     <w:p>
@@ -364,7 +364,7 @@
               <w:rPr>
                 <w:sz w:val="18"/>
               </w:rPr>
-              <w:t>0:00–0:20</w:t>
+              <w:t>0:00–0:30</w:t>
             </w:r>
           </w:p>
         </w:tc>
@@ -377,7 +377,7 @@
               <w:rPr>
                 <w:sz w:val="18"/>
               </w:rPr>
-              <w:t>Authorization + tool verify</w:t>
+              <w:t>Assessment brief + rubric review</w:t>
             </w:r>
           </w:p>
         </w:tc>
@@ -390,7 +390,7 @@
               <w:rPr>
                 <w:sz w:val="18"/>
               </w:rPr>
-              <w:t>Pre-flight</w:t>
+              <w:t>Plan</w:t>
             </w:r>
           </w:p>
         </w:tc>
@@ -405,7 +405,7 @@
               <w:rPr>
                 <w:sz w:val="18"/>
               </w:rPr>
-              <w:t>0:20–1:50</w:t>
+              <w:t>0:30–2:30</w:t>
             </w:r>
           </w:p>
         </w:tc>
@@ -418,7 +418,7 @@
               <w:rPr>
                 <w:sz w:val="18"/>
               </w:rPr>
-              <w:t>Guided practical steps 1–N</w:t>
+              <w:t>End-to-end demonstration</w:t>
             </w:r>
           </w:p>
         </w:tc>
@@ -431,7 +431,7 @@
               <w:rPr>
                 <w:sz w:val="18"/>
               </w:rPr>
-              <w:t>Working artifact</w:t>
+              <w:t>Demo evidence</w:t>
             </w:r>
           </w:p>
         </w:tc>
@@ -446,7 +446,7 @@
               <w:rPr>
                 <w:sz w:val="18"/>
               </w:rPr>
-              <w:t>1:50–2:05</w:t>
+              <w:t>2:30–2:45</w:t>
             </w:r>
           </w:p>
         </w:tc>
@@ -487,7 +487,7 @@
               <w:rPr>
                 <w:sz w:val="18"/>
               </w:rPr>
-              <w:t>2:05–3:50</w:t>
+              <w:t>2:45–4:15</w:t>
             </w:r>
           </w:p>
         </w:tc>
@@ -500,7 +500,7 @@
               <w:rPr>
                 <w:sz w:val="18"/>
               </w:rPr>
-              <w:t>Evaluation / measurement</w:t>
+              <w:t>Self-score against rubric</w:t>
             </w:r>
           </w:p>
         </w:tc>
@@ -513,7 +513,7 @@
               <w:rPr>
                 <w:sz w:val="18"/>
               </w:rPr>
-              <w:t>Metrics or checks</w:t>
+              <w:t>Self-score sheet</w:t>
             </w:r>
           </w:p>
         </w:tc>
@@ -528,7 +528,7 @@
               <w:rPr>
                 <w:sz w:val="18"/>
               </w:rPr>
-              <w:t>3:50–4:05</w:t>
+              <w:t>4:15–5:45</w:t>
             </w:r>
           </w:p>
         </w:tc>
@@ -541,7 +541,7 @@
               <w:rPr>
                 <w:sz w:val="18"/>
               </w:rPr>
-              <w:t>Break</w:t>
+              <w:t>Reflection: wins, failures, next steps</w:t>
             </w:r>
           </w:p>
         </w:tc>
@@ -554,7 +554,7 @@
               <w:rPr>
                 <w:sz w:val="18"/>
               </w:rPr>
-              <w:t>—</w:t>
+              <w:t>Reflection</w:t>
             </w:r>
           </w:p>
         </w:tc>
@@ -569,7 +569,7 @@
               <w:rPr>
                 <w:sz w:val="18"/>
               </w:rPr>
-              <w:t>4:05–5:50</w:t>
+              <w:t>5:45–8:00</w:t>
             </w:r>
           </w:p>
         </w:tc>
@@ -582,7 +582,7 @@
               <w:rPr>
                 <w:sz w:val="18"/>
               </w:rPr>
-              <w:t>Responsible checkpoint + fixes</w:t>
+              <w:t>Final evidence pack + report</w:t>
             </w:r>
           </w:p>
         </w:tc>
@@ -595,89 +595,7 @@
               <w:rPr>
                 <w:sz w:val="18"/>
               </w:rPr>
-              <w:t>Risk table</w:t>
-            </w:r>
-          </w:p>
-        </w:tc>
-      </w:tr>
-      <w:tr>
-        <w:tc>
-          <w:tcPr>
-            <w:tcW w:type="dxa" w:w="3408"/>
-          </w:tcPr>
-          <w:p>
-            <w:r>
-              <w:rPr>
-                <w:sz w:val="18"/>
-              </w:rPr>
-              <w:t>5:50–7:10</w:t>
-            </w:r>
-          </w:p>
-        </w:tc>
-        <w:tc>
-          <w:tcPr>
-            <w:tcW w:type="dxa" w:w="3408"/>
-          </w:tcPr>
-          <w:p>
-            <w:r>
-              <w:rPr>
-                <w:sz w:val="18"/>
-              </w:rPr>
-              <w:t>Evidence + report</w:t>
-            </w:r>
-          </w:p>
-        </w:tc>
-        <w:tc>
-          <w:tcPr>
-            <w:tcW w:type="dxa" w:w="3408"/>
-          </w:tcPr>
-          <w:p>
-            <w:r>
-              <w:rPr>
-                <w:sz w:val="18"/>
-              </w:rPr>
-              <w:t>Pack</w:t>
-            </w:r>
-          </w:p>
-        </w:tc>
-      </w:tr>
-      <w:tr>
-        <w:tc>
-          <w:tcPr>
-            <w:tcW w:type="dxa" w:w="3408"/>
-          </w:tcPr>
-          <w:p>
-            <w:r>
-              <w:rPr>
-                <w:sz w:val="18"/>
-              </w:rPr>
-              <w:t>7:10–8:00</w:t>
-            </w:r>
-          </w:p>
-        </w:tc>
-        <w:tc>
-          <w:tcPr>
-            <w:tcW w:type="dxa" w:w="3408"/>
-          </w:tcPr>
-          <w:p>
-            <w:r>
-              <w:rPr>
-                <w:sz w:val="18"/>
-              </w:rPr>
-              <w:t>Self-check + supervisor rehearsal</w:t>
-            </w:r>
-          </w:p>
-        </w:tc>
-        <w:tc>
-          <w:tcPr>
-            <w:tcW w:type="dxa" w:w="3408"/>
-          </w:tcPr>
-          <w:p>
-            <w:r>
-              <w:rPr>
-                <w:sz w:val="18"/>
-              </w:rPr>
-              <w:t>Ready pack</w:t>
+              <w:t>Submission</w:t>
             </w:r>
           </w:p>
         </w:tc>
@@ -701,7 +619,7 @@
           <w:b w:val="0"/>
           <w:sz w:val="20"/>
         </w:rPr>
-        <w:t>Curriculum objective (source of truth): Apply containers with Docker safely and explain the result in a professional technical report.</w:t>
+        <w:t>Curriculum objective (source of truth): Use a feature branch and resolve a controlled text conflict.</w:t>
       </w:r>
     </w:p>
     <w:p>
@@ -713,7 +631,7 @@
           <w:b w:val="0"/>
           <w:sz w:val="22"/>
         </w:rPr>
-        <w:t>Explain Containers With Docker to a supervisor in under two minutes.</w:t>
+        <w:t>Explain Branches, Merges, and Conflict Resolution to a supervisor in under two minutes.</w:t>
       </w:r>
     </w:p>
     <w:p>
@@ -725,7 +643,7 @@
           <w:b w:val="0"/>
           <w:sz w:val="22"/>
         </w:rPr>
-        <w:t>Configure or verify the approved tools required for Containers With Docker.</w:t>
+        <w:t>Configure or verify the approved tools required for Branches, Merges, and Conflict Resolution.</w:t>
       </w:r>
     </w:p>
     <w:p>
@@ -737,7 +655,7 @@
           <w:b w:val="0"/>
           <w:sz w:val="22"/>
         </w:rPr>
-        <w:t>Implement or perform the guided practical practical for this topic.</w:t>
+        <w:t>Implement or perform the concept development practical for this topic.</w:t>
       </w:r>
     </w:p>
     <w:p>
@@ -793,7 +711,7 @@
           <w:b w:val="0"/>
           <w:sz w:val="22"/>
         </w:rPr>
-        <w:t>Define the professional meaning of “Containers With Docker” before you use tools. Do not split the title into meaningless words. Connect each concept to today's practical action.</w:t>
+        <w:t>Define the professional meaning of “Branches, Merges, and Conflict Resolution” before you use tools. Do not split the title into meaningless words. Connect each concept to today's practical action.</w:t>
       </w:r>
     </w:p>
     <w:tbl>
@@ -901,7 +819,7 @@
               <w:rPr>
                 <w:sz w:val="18"/>
               </w:rPr>
-              <w:t>Shared responsibility</w:t>
+              <w:t>Signal path</w:t>
             </w:r>
           </w:p>
         </w:tc>
@@ -914,7 +832,7 @@
               <w:rPr>
                 <w:sz w:val="18"/>
               </w:rPr>
-              <w:t>What you secure vs what the provider secures</w:t>
+              <w:t>Source → conversion → display</w:t>
             </w:r>
           </w:p>
         </w:tc>
@@ -927,7 +845,7 @@
               <w:rPr>
                 <w:sz w:val="18"/>
               </w:rPr>
-              <w:t>List responsibilities for today's service</w:t>
+              <w:t>Document connectors/format</w:t>
             </w:r>
           </w:p>
         </w:tc>
@@ -940,7 +858,7 @@
               <w:rPr>
                 <w:sz w:val="18"/>
               </w:rPr>
-              <w:t>Assuming the cloud is ‘safe by default’</w:t>
+              <w:t>No image / wrong EDID</w:t>
             </w:r>
           </w:p>
         </w:tc>
@@ -953,7 +871,7 @@
               <w:rPr>
                 <w:sz w:val="18"/>
               </w:rPr>
-              <w:t>Checklist in report</w:t>
+              <w:t>Cable/format checklist</w:t>
             </w:r>
           </w:p>
         </w:tc>
@@ -968,7 +886,7 @@
               <w:rPr>
                 <w:sz w:val="18"/>
               </w:rPr>
-              <w:t>Cost control</w:t>
+              <w:t>Raster timing</w:t>
             </w:r>
           </w:p>
         </w:tc>
@@ -981,7 +899,7 @@
               <w:rPr>
                 <w:sz w:val="18"/>
               </w:rPr>
-              <w:t>Free-tier/billing limits</w:t>
+              <w:t>Resolution, frame rate, aspect</w:t>
             </w:r>
           </w:p>
         </w:tc>
@@ -994,7 +912,7 @@
               <w:rPr>
                 <w:sz w:val="18"/>
               </w:rPr>
-              <w:t>Set alerts; destroy unused resources</w:t>
+              <w:t>Match source to display capability</w:t>
             </w:r>
           </w:p>
         </w:tc>
@@ -1007,7 +925,7 @@
               <w:rPr>
                 <w:sz w:val="18"/>
               </w:rPr>
-              <w:t>Forgotten running VMs</w:t>
+              <w:t>Scaling artifacts</w:t>
             </w:r>
           </w:p>
         </w:tc>
@@ -1020,7 +938,7 @@
               <w:rPr>
                 <w:sz w:val="18"/>
               </w:rPr>
-              <w:t>End-of-day teardown evidence</w:t>
+              <w:t>Confirm native timings</w:t>
             </w:r>
           </w:p>
         </w:tc>
@@ -1035,7 +953,7 @@
               <w:rPr>
                 <w:sz w:val="18"/>
               </w:rPr>
-              <w:t>Secrets handling</w:t>
+              <w:t>Trip/lift safety</w:t>
             </w:r>
           </w:p>
         </w:tc>
@@ -1048,7 +966,7 @@
               <w:rPr>
                 <w:sz w:val="18"/>
               </w:rPr>
-              <w:t>Keys never in git or screenshots</w:t>
+              <w:t>Cable dress and approved lifts</w:t>
             </w:r>
           </w:p>
         </w:tc>
@@ -1061,7 +979,7 @@
               <w:rPr>
                 <w:sz w:val="18"/>
               </w:rPr>
-              <w:t>Use placeholders / env files</w:t>
+              <w:t>Secure cables; approved stands</w:t>
             </w:r>
           </w:p>
         </w:tc>
@@ -1074,7 +992,7 @@
               <w:rPr>
                 <w:sz w:val="18"/>
               </w:rPr>
-              <w:t>Leaked tokens</w:t>
+              <w:t>Injury / equipment drop</w:t>
             </w:r>
           </w:p>
         </w:tc>
@@ -1087,7 +1005,7 @@
               <w:rPr>
                 <w:sz w:val="18"/>
               </w:rPr>
-              <w:t>Secret scan of submission folder</w:t>
+              <w:t>Site safety walk</w:t>
             </w:r>
           </w:p>
         </w:tc>
@@ -1348,7 +1266,7 @@
           <w:b w:val="0"/>
           <w:sz w:val="22"/>
         </w:rPr>
-        <w:t>Tools available: VirtualBox, Docker, GitHub, free tiers or local cloud emulators.</w:t>
+        <w:t>Tools available: Git, GitHub, VS Code, Markdown, diagramming tools.</w:t>
       </w:r>
     </w:p>
     <w:p>
@@ -1463,7 +1381,7 @@
               <w:rPr>
                 <w:sz w:val="18"/>
               </w:rPr>
-              <w:t>VirtualBox, Docker, GitHub, free tiers or local cloud emulators</w:t>
+              <w:t>Git, GitHub, VS Code, Markdown, diagramming tools</w:t>
             </w:r>
           </w:p>
         </w:tc>
@@ -1545,7 +1463,7 @@
           <w:b w:val="0"/>
           <w:sz w:val="18"/>
         </w:rPr>
-        <w:t>└── Day_32_Containers_With_Docker/</w:t>
+        <w:t>└── Day_32_Branches_Merges_and_Conflict_Resolution/</w:t>
       </w:r>
     </w:p>
     <w:p>
@@ -1698,7 +1616,7 @@
           <w:b w:val="0"/>
           <w:sz w:val="18"/>
         </w:rPr>
-        <w:t>mkdir Beyond_Cloud_Internship\Day_32_Containers_With_Docker\evidence, Beyond_Cloud_Internship\Day_32_Containers_With_Docker\notebooks, Beyond_Cloud_Internship\Day_32_Containers_With_Docker\src, Beyond_Cloud_Internship\Day_32_Containers_With_Docker\data, Beyond_Cloud_Internship\Day_32_Containers_With_Docker\output, Beyond_Cloud_Internship\Day_32_Containers_With_Docker\report -Force</w:t>
+        <w:t>mkdir Beyond_Cloud_Internship\Day_32_Branches_Merges_and_Conflict_Resolution\evidence, Beyond_Cloud_Internship\Day_32_Branches_Merges_and_Conflict_Resolution\notebooks, Beyond_Cloud_Internship\Day_32_Branches_Merges_and_Conflict_Resolution\src, Beyond_Cloud_Internship\Day_32_Branches_Merges_and_Conflict_Resolution\data, Beyond_Cloud_Internship\Day_32_Branches_Merges_and_Conflict_Resolution\output, Beyond_Cloud_Internship\Day_32_Branches_Merges_and_Conflict_Resolution\report -Force</w:t>
       </w:r>
     </w:p>
     <w:p/>
@@ -1739,7 +1657,7 @@
           <w:b w:val="0"/>
           <w:sz w:val="18"/>
         </w:rPr>
-        <w:t>mkdir -p Beyond_Cloud_Internship/Day_32_Containers_With_Docker/{evidence,notebooks,src,data,output,report}</w:t>
+        <w:t>mkdir -p Beyond_Cloud_Internship/Day_32_Branches_Merges_and_Conflict_Resolution/{evidence,notebooks,src,data,output,report}</w:t>
       </w:r>
     </w:p>
     <w:p/>
@@ -1855,7 +1773,7 @@
           <w:color w:val="0B3F90"/>
           <w:sz w:val="24"/>
         </w:rPr>
-        <w:t>Guided practical: Containers With Docker</w:t>
+        <w:t>Concept development: Branches, Merges, and Conflict Resolution</w:t>
       </w:r>
     </w:p>
     <w:p>
@@ -1879,7 +1797,7 @@
           <w:b w:val="0"/>
           <w:sz w:val="20"/>
         </w:rPr>
-        <w:t>• Follow the approved step-by-step lab for containers with Docker. Record every important command, setting or connection.</w:t>
+        <w:t>• Review Day 31 prerequisites and read the complete Day 32 objective before changing any lab resource.</w:t>
       </w:r>
     </w:p>
     <w:p>
@@ -1891,7 +1809,7 @@
           <w:b w:val="0"/>
           <w:sz w:val="20"/>
         </w:rPr>
-        <w:t>• Work only in an authorized lab, VM or on equipment assigned by Beyond.</w:t>
+        <w:t>• Confirm written authorization, account/sandbox boundary, region, quota, budget alert, and cleanup responsibility before provisioning.</w:t>
       </w:r>
     </w:p>
     <w:p>
@@ -1903,7 +1821,79 @@
           <w:b w:val="0"/>
           <w:sz w:val="20"/>
         </w:rPr>
-        <w:t>• Keep time entries truthful and ask the supervisor before changing production equipment.</w:t>
+        <w:t>• Verify only the tools required today and record versions; prefer local emulators when provider access or free-tier status is uncertain.</w:t>
+      </w:r>
+    </w:p>
+    <w:p>
+      <w:pPr>
+        <w:spacing w:after="120"/>
+      </w:pPr>
+      <w:r>
+        <w:rPr>
+          <w:b w:val="0"/>
+          <w:sz w:val="20"/>
+        </w:rPr>
+        <w:t>• Create Day_032_branches_merges_and_conflict_resolution with evidence, config or src, output, and report folders. Prevent secrets and state files from entering version control.</w:t>
+      </w:r>
+    </w:p>
+    <w:p>
+      <w:pPr>
+        <w:spacing w:after="120"/>
+      </w:pPr>
+      <w:r>
+        <w:rPr>
+          <w:b w:val="0"/>
+          <w:sz w:val="20"/>
+        </w:rPr>
+        <w:t>• Complete the practical objective: Use a feature branch and resolve a controlled text conflict.</w:t>
+      </w:r>
+    </w:p>
+    <w:p>
+      <w:pPr>
+        <w:spacing w:after="120"/>
+      </w:pPr>
+      <w:r>
+        <w:rPr>
+          <w:b w:val="0"/>
+          <w:sz w:val="20"/>
+        </w:rPr>
+        <w:t>• Record commands/configuration, expected result, observed result, resource identifiers without secrets, cost/usage check, and any deviations.</w:t>
+      </w:r>
+    </w:p>
+    <w:p>
+      <w:pPr>
+        <w:spacing w:after="120"/>
+      </w:pPr>
+      <w:r>
+        <w:rPr>
+          <w:b w:val="0"/>
+          <w:sz w:val="20"/>
+        </w:rPr>
+        <w:t>• Verify independently using a second command, connectivity test, configuration diff, monitoring view, clean rerun, restore test, or peer review.</w:t>
+      </w:r>
+    </w:p>
+    <w:p>
+      <w:pPr>
+        <w:spacing w:after="120"/>
+      </w:pPr>
+      <w:r>
+        <w:rPr>
+          <w:b w:val="0"/>
+          <w:sz w:val="20"/>
+        </w:rPr>
+        <w:t>• Stop and remove only assigned disposable resources; verify deletion, released IPs/storage, stopped services, and current billing/usage dashboard where applicable.</w:t>
+      </w:r>
+    </w:p>
+    <w:p>
+      <w:pPr>
+        <w:spacing w:after="120"/>
+      </w:pPr>
+      <w:r>
+        <w:rPr>
+          <w:b w:val="0"/>
+          <w:sz w:val="20"/>
+        </w:rPr>
+        <w:t>• Package evidence and write a professional report covering architecture, security, cost, verification, troubleshooting, limitations, and AI/tool assistance.</w:t>
       </w:r>
     </w:p>
     <w:p>
@@ -1929,7 +1919,7 @@
           <w:b w:val="0"/>
           <w:sz w:val="18"/>
         </w:rPr>
-        <w:t># day_32_lab.py — Guided practical: Containers With Docker</w:t>
+        <w:t># day_32_lab.py — Concept development: Branches, Merges, and Conflict Resolution</w:t>
       </w:r>
     </w:p>
     <w:p>
@@ -1971,7 +1961,7 @@
           <w:b w:val="0"/>
           <w:sz w:val="18"/>
         </w:rPr>
-        <w:t>"""Day 32 practical starter for Containers With Docker.</w:t>
+        <w:t>"""Day 32 practical starter for Branches, Merges, and Conflict Resolution.</w:t>
       </w:r>
     </w:p>
     <w:p>
@@ -2153,7 +2143,7 @@
           <w:b w:val="0"/>
           <w:sz w:val="18"/>
         </w:rPr>
-        <w:t xml:space="preserve">    print("Program topic:", 'Containers With Docker')</w:t>
+        <w:t xml:space="preserve">    print("Program topic:", 'Branches, Merges, and Conflict Resolution')</w:t>
       </w:r>
     </w:p>
     <w:p>
@@ -2167,7 +2157,7 @@
           <w:b w:val="0"/>
           <w:sz w:val="18"/>
         </w:rPr>
-        <w:t xml:space="preserve">    print("Day mode:", 'Guided practical')</w:t>
+        <w:t xml:space="preserve">    print("Day mode:", 'Concept development')</w:t>
       </w:r>
     </w:p>
     <w:p>
@@ -5772,7 +5762,7 @@
           <w:b w:val="0"/>
           <w:sz w:val="22"/>
         </w:rPr>
-        <w:t>Objective addressed for Containers With Docker</w:t>
+        <w:t>Objective addressed for Branches, Merges, and Conflict Resolution</w:t>
       </w:r>
     </w:p>
     <w:p>
@@ -5784,7 +5774,7 @@
           <w:b w:val="0"/>
           <w:sz w:val="22"/>
         </w:rPr>
-        <w:t>Guided practical practical completed</w:t>
+        <w:t>Concept development practical completed</w:t>
       </w:r>
     </w:p>
     <w:p>
@@ -5876,7 +5866,7 @@
           <w:b w:val="0"/>
           <w:sz w:val="22"/>
         </w:rPr>
-        <w:t>Matches: Screenshots/photos of the major steps, configuration or worksheet, and a concise result description.</w:t>
+        <w:t>Matches: Setup evidence, completed lab artifact, independent verification, cost/cleanup record, safety check, and short technical report.</w:t>
       </w:r>
     </w:p>
     <w:p>
@@ -5908,7 +5898,7 @@
           <w:b w:val="0"/>
           <w:sz w:val="22"/>
         </w:rPr>
-        <w:t>Explain Containers With Docker without reading.</w:t>
+        <w:t>Explain Branches, Merges, and Conflict Resolution without reading.</w:t>
       </w:r>
     </w:p>
     <w:p>
@@ -6000,7 +5990,7 @@
           <w:b w:val="0"/>
           <w:sz w:val="22"/>
         </w:rPr>
-        <w:t>Today is Day 32 (Guided practical) on Containers With Docker. I worked only in the authorized Beyond cloud lab. I completed the practical objective, verified with a second check, and packaged evidence. Main risk: unauthorized or unsafe action; control: checklist + supervisor escalation. Limitation: classroom/lab scope only. Next: continue the topic cycle and keep documentation reproducible.</w:t>
+        <w:t>Today is Day 32 (Concept development) on Branches, Merges, and Conflict Resolution. I worked only in the authorized Beyond cloud lab. I completed the practical objective, verified with a second check, and packaged evidence. Main risk: unauthorized or unsafe action; control: checklist + supervisor escalation. Limitation: classroom/lab scope only. Next: continue the topic cycle and keep documentation reproducible.</w:t>
       </w:r>
     </w:p>
     <w:p>
@@ -6431,7 +6421,7 @@
           <w:b w:val="0"/>
           <w:sz w:val="22"/>
         </w:rPr>
-        <w:t>Access check date: 2026-08-09. Prefer first-party sources. Do not invent URLs.</w:t>
+        <w:t>Access check date: 2026-08-10. Prefer first-party sources. Do not invent URLs.</w:t>
       </w:r>
     </w:p>
     <w:p>
